--- a/人形机器人综合实践课(2025年1期)/九、运动控制-强化学习实战/doc/作业9.2.docx
+++ b/人形机器人综合实践课(2025年1期)/九、运动控制-强化学习实战/doc/作业9.2.docx
@@ -4,6 +4,7 @@
   <w:body>
     <w:p>
       <w:pPr>
+        <w:jc w:val="both"/>
         <w:rPr>
           <w:rFonts w:hint="eastAsia"/>
         </w:rPr>
@@ -18,6 +19,7 @@
     </w:p>
     <w:p>
       <w:pPr>
+        <w:jc w:val="both"/>
         <w:rPr>
           <w:rFonts w:hint="eastAsia"/>
           <w:b/>
@@ -50,6 +52,7 @@
     </w:p>
     <w:p>
       <w:pPr>
+        <w:jc w:val="both"/>
         <w:rPr>
           <w:rFonts w:hint="eastAsia"/>
         </w:rPr>
@@ -72,6 +75,7 @@
           <w:ilvl w:val="0"/>
           <w:numId w:val="1"/>
         </w:numPr>
+        <w:jc w:val="both"/>
         <w:rPr>
           <w:rFonts w:hint="eastAsia"/>
         </w:rPr>
@@ -86,6 +90,7 @@
           <w:ilvl w:val="0"/>
           <w:numId w:val="2"/>
         </w:numPr>
+        <w:jc w:val="both"/>
         <w:rPr>
           <w:rFonts w:hint="eastAsia"/>
         </w:rPr>
@@ -100,6 +105,7 @@
           <w:ilvl w:val="0"/>
           <w:numId w:val="3"/>
         </w:numPr>
+        <w:jc w:val="both"/>
         <w:rPr>
           <w:rFonts w:hint="eastAsia"/>
         </w:rPr>
@@ -130,6 +136,7 @@
           <w:ilvl w:val="0"/>
           <w:numId w:val="4"/>
         </w:numPr>
+        <w:jc w:val="both"/>
         <w:rPr>
           <w:rFonts w:hint="eastAsia"/>
         </w:rPr>
@@ -152,6 +159,7 @@
           <w:ilvl w:val="0"/>
           <w:numId w:val="5"/>
         </w:numPr>
+        <w:jc w:val="both"/>
         <w:rPr>
           <w:rFonts w:hint="eastAsia"/>
         </w:rPr>
@@ -162,6 +170,7 @@
     </w:p>
     <w:p>
       <w:pPr>
+        <w:jc w:val="both"/>
         <w:rPr>
           <w:rFonts w:hint="eastAsia"/>
         </w:rPr>
@@ -176,6 +185,7 @@
           <w:ilvl w:val="0"/>
           <w:numId w:val="6"/>
         </w:numPr>
+        <w:jc w:val="both"/>
         <w:rPr>
           <w:rFonts w:hint="eastAsia"/>
         </w:rPr>
@@ -195,6 +205,7 @@
           <w:ilvl w:val="0"/>
           <w:numId w:val="6"/>
         </w:numPr>
+        <w:jc w:val="both"/>
         <w:rPr>
           <w:rFonts w:hint="eastAsia"/>
         </w:rPr>
@@ -209,6 +220,7 @@
           <w:ilvl w:val="0"/>
           <w:numId w:val="6"/>
         </w:numPr>
+        <w:jc w:val="both"/>
         <w:rPr>
           <w:rFonts w:hint="eastAsia"/>
         </w:rPr>
@@ -219,6 +231,7 @@
     </w:p>
     <w:p>
       <w:pPr>
+        <w:jc w:val="both"/>
         <w:rPr>
           <w:rFonts w:hint="eastAsia"/>
           <w:b/>
@@ -239,6 +252,7 @@
           <w:ilvl w:val="0"/>
           <w:numId w:val="8"/>
         </w:numPr>
+        <w:jc w:val="both"/>
         <w:rPr>
           <w:rFonts w:hint="eastAsia"/>
         </w:rPr>
@@ -261,6 +275,7 @@
           <w:ilvl w:val="1"/>
           <w:numId w:val="7"/>
         </w:numPr>
+        <w:jc w:val="both"/>
         <w:rPr>
           <w:rFonts w:hint="eastAsia"/>
         </w:rPr>
@@ -283,6 +298,7 @@
           <w:ilvl w:val="1"/>
           <w:numId w:val="7"/>
         </w:numPr>
+        <w:jc w:val="both"/>
         <w:rPr>
           <w:rFonts w:hint="eastAsia"/>
         </w:rPr>
@@ -297,6 +313,7 @@
           <w:ilvl w:val="1"/>
           <w:numId w:val="7"/>
         </w:numPr>
+        <w:jc w:val="both"/>
         <w:rPr>
           <w:rFonts w:hint="eastAsia"/>
         </w:rPr>
@@ -324,6 +341,7 @@
           <w:ilvl w:val="0"/>
           <w:numId w:val="9"/>
         </w:numPr>
+        <w:jc w:val="both"/>
         <w:rPr>
           <w:rFonts w:hint="eastAsia"/>
         </w:rPr>
@@ -367,6 +385,7 @@
           <w:ilvl w:val="0"/>
           <w:numId w:val="10"/>
         </w:numPr>
+        <w:jc w:val="both"/>
         <w:rPr>
           <w:rFonts w:hint="eastAsia"/>
         </w:rPr>
@@ -390,6 +409,7 @@
     </w:p>
     <w:p>
       <w:pPr>
+        <w:jc w:val="both"/>
         <w:rPr>
           <w:rFonts w:hint="eastAsia"/>
           <w:b/>
@@ -410,6 +430,7 @@
           <w:ilvl w:val="0"/>
           <w:numId w:val="12"/>
         </w:numPr>
+        <w:jc w:val="both"/>
         <w:rPr>
           <w:rFonts w:hint="eastAsia"/>
         </w:rPr>
@@ -440,6 +461,7 @@
           <w:ilvl w:val="0"/>
           <w:numId w:val="13"/>
         </w:numPr>
+        <w:jc w:val="both"/>
         <w:rPr>
           <w:rFonts w:hint="eastAsia"/>
         </w:rPr>
@@ -454,16 +476,13 @@
           <w:ilvl w:val="1"/>
           <w:numId w:val="11"/>
         </w:numPr>
-        <w:rPr>
-          <w:rFonts w:hint="eastAsia"/>
-        </w:rPr>
-      </w:pPr>
-      <w:r>
-        <w:t>迭代次数少的模型表现如何？（能否站立？能否行走？姿态是否合</w:t>
-      </w:r>
-      <w:r>
-        <w:lastRenderedPageBreak/>
-        <w:t>理？）</w:t>
+        <w:jc w:val="both"/>
+        <w:rPr>
+          <w:rFonts w:hint="eastAsia"/>
+        </w:rPr>
+      </w:pPr>
+      <w:r>
+        <w:t>迭代次数少的模型表现如何？（能否站立？能否行走？姿态是否合理？）</w:t>
       </w:r>
     </w:p>
     <w:p>
@@ -472,11 +491,13 @@
           <w:ilvl w:val="1"/>
           <w:numId w:val="11"/>
         </w:numPr>
-        <w:rPr>
-          <w:rFonts w:hint="eastAsia"/>
-        </w:rPr>
-      </w:pPr>
-      <w:r>
+        <w:jc w:val="both"/>
+        <w:rPr>
+          <w:rFonts w:hint="eastAsia"/>
+        </w:rPr>
+      </w:pPr>
+      <w:r>
+        <w:lastRenderedPageBreak/>
         <w:t>迭代次数多的模型表现如何？</w:t>
       </w:r>
     </w:p>
@@ -486,6 +507,7 @@
           <w:ilvl w:val="1"/>
           <w:numId w:val="11"/>
         </w:numPr>
+        <w:jc w:val="both"/>
         <w:rPr>
           <w:rFonts w:hint="eastAsia"/>
         </w:rPr>
@@ -500,6 +522,7 @@
           <w:ilvl w:val="0"/>
           <w:numId w:val="14"/>
         </w:numPr>
+        <w:jc w:val="both"/>
         <w:rPr>
           <w:rFonts w:hint="eastAsia"/>
         </w:rPr>
@@ -518,6 +541,7 @@
     </w:p>
     <w:p>
       <w:pPr>
+        <w:jc w:val="both"/>
         <w:rPr>
           <w:rFonts w:hint="eastAsia"/>
           <w:b/>
@@ -534,6 +558,7 @@
     </w:p>
     <w:p>
       <w:pPr>
+        <w:jc w:val="both"/>
         <w:rPr>
           <w:rFonts w:hint="eastAsia"/>
         </w:rPr>
@@ -552,9 +577,99 @@
         <w:t>，包含操作截图、架构图、对比分析以及问题的回答。</w:t>
       </w:r>
     </w:p>
-    <w:p/>
-    <w:p/>
-    <w:p>
+    <w:p>
+      <w:pPr>
+        <w:jc w:val="both"/>
+        <w:rPr>
+          <w:rFonts w:hint="eastAsia"/>
+        </w:rPr>
+      </w:pPr>
+    </w:p>
+    <w:p>
+      <w:pPr>
+        <w:jc w:val="both"/>
+        <w:rPr>
+          <w:rFonts w:hint="eastAsia"/>
+          <w:b/>
+          <w:bCs/>
+          <w:sz w:val="28"/>
+          <w:szCs w:val="28"/>
+        </w:rPr>
+      </w:pPr>
+      <w:r>
+        <w:rPr>
+          <w:rFonts w:hint="eastAsia"/>
+          <w:b/>
+          <w:bCs/>
+          <w:sz w:val="28"/>
+          <w:szCs w:val="28"/>
+          <w:highlight w:val="yellow"/>
+        </w:rPr>
+        <w:t>Answers：</w:t>
+      </w:r>
+    </w:p>
+    <w:p>
+      <w:pPr>
+        <w:jc w:val="both"/>
+        <w:rPr>
+          <w:rFonts w:hint="eastAsia"/>
+          <w:b/>
+          <w:bCs/>
+        </w:rPr>
+      </w:pPr>
+      <w:r>
+        <w:rPr>
+          <w:b/>
+          <w:bCs/>
+        </w:rPr>
+        <w:t xml:space="preserve">2.1 </w:t>
+      </w:r>
+      <w:proofErr w:type="gramStart"/>
+      <w:r>
+        <w:rPr>
+          <w:b/>
+          <w:bCs/>
+        </w:rPr>
+        <w:t>完整部署</w:t>
+      </w:r>
+      <w:proofErr w:type="gramEnd"/>
+      <w:r>
+        <w:rPr>
+          <w:b/>
+          <w:bCs/>
+        </w:rPr>
+        <w:t>流程实践</w:t>
+      </w:r>
+    </w:p>
+    <w:p>
+      <w:pPr>
+        <w:jc w:val="both"/>
+        <w:rPr>
+          <w:rFonts w:hint="eastAsia"/>
+        </w:rPr>
+      </w:pPr>
+      <w:r>
+        <w:rPr>
+          <w:rFonts w:hint="eastAsia"/>
+        </w:rPr>
+        <w:t>（1）</w:t>
+      </w:r>
+      <w:proofErr w:type="spellStart"/>
+      <w:r>
+        <w:t>MuJoCo</w:t>
+      </w:r>
+      <w:proofErr w:type="spellEnd"/>
+      <w:r>
+        <w:t xml:space="preserve"> 仿真器运行截图</w:t>
+      </w:r>
+    </w:p>
+    <w:p>
+      <w:pPr>
+        <w:jc w:val="both"/>
+        <w:rPr>
+          <w:rFonts w:hint="eastAsia"/>
+        </w:rPr>
+      </w:pPr>
       <w:r>
         <w:rPr>
           <w:noProof/>
@@ -597,12 +712,19 @@
       </w:r>
     </w:p>
     <w:p>
+      <w:pPr>
+        <w:jc w:val="both"/>
+        <w:rPr>
+          <w:rFonts w:hint="eastAsia"/>
+        </w:rPr>
+      </w:pPr>
       <w:r>
         <w:rPr>
           <w:noProof/>
         </w:rPr>
+        <w:lastRenderedPageBreak/>
         <w:drawing>
-          <wp:inline distT="0" distB="0" distL="0" distR="0" wp14:anchorId="11692D12" wp14:editId="0AF2D366">
+          <wp:inline distT="0" distB="0" distL="0" distR="0" wp14:anchorId="0379E764" wp14:editId="76AE98B4">
             <wp:extent cx="5195925" cy="2971822"/>
             <wp:effectExtent l="0" t="0" r="5080" b="0"/>
             <wp:docPr id="1976218397" name="图片 1"/>
@@ -638,13 +760,34 @@
         </w:drawing>
       </w:r>
     </w:p>
-    <w:p/>
-    <w:p>
+    <w:p>
+      <w:pPr>
+        <w:jc w:val="both"/>
+        <w:rPr>
+          <w:rFonts w:hint="eastAsia"/>
+        </w:rPr>
+      </w:pPr>
+      <w:r>
+        <w:rPr>
+          <w:rFonts w:hint="eastAsia"/>
+        </w:rPr>
+        <w:t>（2）</w:t>
+      </w:r>
+      <w:r>
+        <w:t>g1_ctrl 终端截图</w:t>
+      </w:r>
+    </w:p>
+    <w:p>
+      <w:pPr>
+        <w:jc w:val="both"/>
+        <w:rPr>
+          <w:rFonts w:hint="eastAsia"/>
+        </w:rPr>
+      </w:pPr>
       <w:r>
         <w:rPr>
           <w:noProof/>
         </w:rPr>
-        <w:lastRenderedPageBreak/>
         <w:drawing>
           <wp:inline distT="0" distB="0" distL="0" distR="0" wp14:anchorId="126194CE" wp14:editId="40F74629">
             <wp:extent cx="5274310" cy="3189605"/>
@@ -682,9 +825,26 @@
         </w:drawing>
       </w:r>
     </w:p>
-    <w:p/>
-    <w:p>
-      <w:pPr>
+    <w:p>
+      <w:pPr>
+        <w:jc w:val="both"/>
+        <w:rPr>
+          <w:rFonts w:hint="eastAsia"/>
+        </w:rPr>
+      </w:pPr>
+      <w:r>
+        <w:rPr>
+          <w:rFonts w:hint="eastAsia"/>
+        </w:rPr>
+        <w:t>（3）</w:t>
+      </w:r>
+      <w:r>
+        <w:t>机器人行走截图</w:t>
+      </w:r>
+    </w:p>
+    <w:p>
+      <w:pPr>
+        <w:jc w:val="both"/>
         <w:rPr>
           <w:rFonts w:hint="eastAsia"/>
         </w:rPr>
@@ -693,6 +853,7 @@
         <w:rPr>
           <w:noProof/>
         </w:rPr>
+        <w:lastRenderedPageBreak/>
         <w:drawing>
           <wp:inline distT="0" distB="0" distL="0" distR="0" wp14:anchorId="744F92E4" wp14:editId="44C7A64D">
             <wp:extent cx="5274310" cy="3162300"/>
@@ -731,11 +892,16 @@
       </w:r>
     </w:p>
     <w:p>
+      <w:pPr>
+        <w:jc w:val="both"/>
+        <w:rPr>
+          <w:rFonts w:hint="eastAsia"/>
+        </w:rPr>
+      </w:pPr>
       <w:r>
         <w:rPr>
           <w:noProof/>
         </w:rPr>
-        <w:lastRenderedPageBreak/>
         <w:drawing>
           <wp:inline distT="0" distB="0" distL="0" distR="0" wp14:anchorId="1C6074AA" wp14:editId="3B684DDD">
             <wp:extent cx="5176875" cy="2890859"/>
@@ -775,6 +941,7 @@
     </w:p>
     <w:p>
       <w:pPr>
+        <w:jc w:val="both"/>
         <w:rPr>
           <w:rFonts w:hint="eastAsia"/>
         </w:rPr>
@@ -783,8 +950,9 @@
         <w:rPr>
           <w:noProof/>
         </w:rPr>
+        <w:lastRenderedPageBreak/>
         <w:drawing>
-          <wp:inline distT="0" distB="0" distL="0" distR="0" wp14:anchorId="0CBCF0CD" wp14:editId="476E9EF2">
+          <wp:inline distT="0" distB="0" distL="0" distR="0" wp14:anchorId="10BEED6B" wp14:editId="07A6CB76">
             <wp:extent cx="5181638" cy="2957534"/>
             <wp:effectExtent l="0" t="0" r="0" b="0"/>
             <wp:docPr id="2007356173" name="图片 1"/>
@@ -820,6 +988,1033 @@
         </w:drawing>
       </w:r>
     </w:p>
+    <w:p>
+      <w:pPr>
+        <w:jc w:val="both"/>
+        <w:rPr>
+          <w:rFonts w:hint="eastAsia"/>
+          <w:b/>
+          <w:bCs/>
+        </w:rPr>
+      </w:pPr>
+      <w:r>
+        <w:rPr>
+          <w:b/>
+          <w:bCs/>
+        </w:rPr>
+        <w:t>2.2 部署架构理解</w:t>
+      </w:r>
+    </w:p>
+    <w:p>
+      <w:pPr>
+        <w:jc w:val="both"/>
+      </w:pPr>
+      <w:r>
+        <w:t>（1）</w:t>
+      </w:r>
+      <w:proofErr w:type="spellStart"/>
+      <w:r>
+        <w:t>MuJoCo</w:t>
+      </w:r>
+      <w:proofErr w:type="spellEnd"/>
+      <w:r>
+        <w:t xml:space="preserve"> Sim2Sim部署架构示意</w:t>
+      </w:r>
+      <w:r>
+        <w:rPr>
+          <w:rFonts w:hint="eastAsia"/>
+        </w:rPr>
+        <w:t>图</w:t>
+      </w:r>
+    </w:p>
+    <w:p>
+      <w:pPr>
+        <w:jc w:val="both"/>
+      </w:pPr>
+      <w:r>
+        <w:rPr>
+          <w:noProof/>
+        </w:rPr>
+        <w:drawing>
+          <wp:inline distT="0" distB="0" distL="0" distR="0" wp14:anchorId="22B217FB" wp14:editId="254EABF6">
+            <wp:extent cx="5048287" cy="3505226"/>
+            <wp:effectExtent l="0" t="0" r="0" b="0"/>
+            <wp:docPr id="2026421377" name="图片 1"/>
+            <wp:cNvGraphicFramePr>
+              <a:graphicFrameLocks xmlns:a="http://schemas.openxmlformats.org/drawingml/2006/main" noChangeAspect="1"/>
+            </wp:cNvGraphicFramePr>
+            <a:graphic xmlns:a="http://schemas.openxmlformats.org/drawingml/2006/main">
+              <a:graphicData uri="http://schemas.openxmlformats.org/drawingml/2006/picture">
+                <pic:pic xmlns:pic="http://schemas.openxmlformats.org/drawingml/2006/picture">
+                  <pic:nvPicPr>
+                    <pic:cNvPr id="2026421377" name=""/>
+                    <pic:cNvPicPr/>
+                  </pic:nvPicPr>
+                  <pic:blipFill>
+                    <a:blip r:embed="rId13"/>
+                    <a:stretch>
+                      <a:fillRect/>
+                    </a:stretch>
+                  </pic:blipFill>
+                  <pic:spPr>
+                    <a:xfrm>
+                      <a:off x="0" y="0"/>
+                      <a:ext cx="5048287" cy="3505226"/>
+                    </a:xfrm>
+                    <a:prstGeom prst="rect">
+                      <a:avLst/>
+                    </a:prstGeom>
+                  </pic:spPr>
+                </pic:pic>
+              </a:graphicData>
+            </a:graphic>
+          </wp:inline>
+        </w:drawing>
+      </w:r>
+    </w:p>
+    <w:p>
+      <w:pPr>
+        <w:jc w:val="both"/>
+      </w:pPr>
+      <w:r>
+        <w:rPr>
+          <w:rFonts w:hint="eastAsia"/>
+        </w:rPr>
+        <w:t>说明：</w:t>
+      </w:r>
+    </w:p>
+    <w:p>
+      <w:pPr>
+        <w:pStyle w:val="a9"/>
+        <w:numPr>
+          <w:ilvl w:val="0"/>
+          <w:numId w:val="15"/>
+        </w:numPr>
+        <w:jc w:val="both"/>
+      </w:pPr>
+      <w:proofErr w:type="spellStart"/>
+      <w:r>
+        <w:t>unitree_mujoco</w:t>
+      </w:r>
+      <w:proofErr w:type="spellEnd"/>
+      <w:r>
+        <w:t>进程负责物理仿真，将机器人状态（关节角度、IMU数据等）通过rt/</w:t>
+      </w:r>
+      <w:proofErr w:type="spellStart"/>
+      <w:r>
+        <w:t>lowstate</w:t>
+      </w:r>
+      <w:proofErr w:type="spellEnd"/>
+      <w:r>
+        <w:t> topic发布出去</w:t>
+      </w:r>
+      <w:r>
+        <w:rPr>
+          <w:rFonts w:hint="eastAsia"/>
+        </w:rPr>
+        <w:t>；</w:t>
+      </w:r>
+    </w:p>
+    <w:p>
+      <w:pPr>
+        <w:numPr>
+          <w:ilvl w:val="0"/>
+          <w:numId w:val="15"/>
+        </w:numPr>
+        <w:jc w:val="both"/>
+      </w:pPr>
+      <w:r>
+        <w:t>g1_ctl进程订阅rt/</w:t>
+      </w:r>
+      <w:proofErr w:type="spellStart"/>
+      <w:r>
+        <w:t>lowstate</w:t>
+      </w:r>
+      <w:proofErr w:type="spellEnd"/>
+      <w:r>
+        <w:t>，获取最新的机器人状态作为观测输入，</w:t>
+      </w:r>
+      <w:r>
+        <w:rPr>
+          <w:rFonts w:hint="eastAsia"/>
+        </w:rPr>
+        <w:t>输</w:t>
+      </w:r>
+      <w:r>
+        <w:t>入</w:t>
+      </w:r>
+      <w:proofErr w:type="spellStart"/>
+      <w:r>
+        <w:t>policy.onnx</w:t>
+      </w:r>
+      <w:proofErr w:type="spellEnd"/>
+      <w:r>
+        <w:t>进行推理，得到目标动作（关节指令），再通过rt/</w:t>
+      </w:r>
+      <w:proofErr w:type="spellStart"/>
+      <w:r>
+        <w:t>lowcmd</w:t>
+      </w:r>
+      <w:proofErr w:type="spellEnd"/>
+      <w:r>
+        <w:t> topic发布</w:t>
+      </w:r>
+      <w:r>
+        <w:lastRenderedPageBreak/>
+        <w:t>给</w:t>
+      </w:r>
+      <w:proofErr w:type="spellStart"/>
+      <w:r>
+        <w:t>unitree_mujoco</w:t>
+      </w:r>
+      <w:proofErr w:type="spellEnd"/>
+      <w:r>
+        <w:rPr>
+          <w:rFonts w:hint="eastAsia"/>
+        </w:rPr>
+        <w:t>；</w:t>
+      </w:r>
+    </w:p>
+    <w:p>
+      <w:pPr>
+        <w:numPr>
+          <w:ilvl w:val="0"/>
+          <w:numId w:val="15"/>
+        </w:numPr>
+        <w:jc w:val="both"/>
+      </w:pPr>
+      <w:proofErr w:type="spellStart"/>
+      <w:r>
+        <w:t>unitree_mujoco</w:t>
+      </w:r>
+      <w:proofErr w:type="spellEnd"/>
+      <w:r>
+        <w:t>订阅rt/</w:t>
+      </w:r>
+      <w:proofErr w:type="spellStart"/>
+      <w:r>
+        <w:t>lowcmd</w:t>
+      </w:r>
+      <w:proofErr w:type="spellEnd"/>
+      <w:r>
+        <w:t>，将收到的关节指令作为仿真中关节的 P</w:t>
+      </w:r>
+      <w:r>
+        <w:rPr>
+          <w:rFonts w:hint="eastAsia"/>
+        </w:rPr>
+        <w:t>I</w:t>
+      </w:r>
+      <w:r>
+        <w:t>D 控制目标，驱动仿真机器人运动</w:t>
+      </w:r>
+      <w:r>
+        <w:rPr>
+          <w:rFonts w:hint="eastAsia"/>
+        </w:rPr>
+        <w:t>。</w:t>
+      </w:r>
+    </w:p>
+    <w:p>
+      <w:pPr>
+        <w:numPr>
+          <w:ilvl w:val="0"/>
+          <w:numId w:val="15"/>
+        </w:numPr>
+        <w:jc w:val="both"/>
+        <w:rPr>
+          <w:rFonts w:hint="eastAsia"/>
+        </w:rPr>
+      </w:pPr>
+      <w:proofErr w:type="spellStart"/>
+      <w:r>
+        <w:t>policy.onnx</w:t>
+      </w:r>
+      <w:proofErr w:type="spellEnd"/>
+      <w:r>
+        <w:t>与</w:t>
+      </w:r>
+      <w:proofErr w:type="spellStart"/>
+      <w:r>
+        <w:t>deploy.yaml</w:t>
+      </w:r>
+      <w:proofErr w:type="spellEnd"/>
+      <w:r>
+        <w:t>全部在g1_ctl进程中加载</w:t>
+      </w:r>
+      <w:r>
+        <w:rPr>
+          <w:rFonts w:hint="eastAsia"/>
+        </w:rPr>
+        <w:t>。</w:t>
+      </w:r>
+    </w:p>
+    <w:p>
+      <w:pPr>
+        <w:jc w:val="both"/>
+        <w:rPr>
+          <w:rFonts w:hint="eastAsia"/>
+        </w:rPr>
+      </w:pPr>
+      <w:r>
+        <w:t>（2）</w:t>
+      </w:r>
+      <w:proofErr w:type="spellStart"/>
+      <w:r>
+        <w:t>config.yaml</w:t>
+      </w:r>
+      <w:proofErr w:type="spellEnd"/>
+      <w:r>
+        <w:t>中</w:t>
+      </w:r>
+      <w:proofErr w:type="spellStart"/>
+      <w:r>
+        <w:t>domain_id</w:t>
+      </w:r>
+      <w:proofErr w:type="spellEnd"/>
+      <w:r>
+        <w:t>的作用是什么？如果</w:t>
+      </w:r>
+      <w:proofErr w:type="spellStart"/>
+      <w:r>
+        <w:t>unitree_mujoco</w:t>
+      </w:r>
+      <w:proofErr w:type="spellEnd"/>
+      <w:r>
+        <w:t>和g1_ctrl的 </w:t>
+      </w:r>
+      <w:proofErr w:type="spellStart"/>
+      <w:r>
+        <w:t>domain_id</w:t>
+      </w:r>
+      <w:proofErr w:type="spellEnd"/>
+      <w:r>
+        <w:t> 设置不一致，会发生什么？</w:t>
+      </w:r>
+    </w:p>
+    <w:p>
+      <w:pPr>
+        <w:ind w:firstLine="420"/>
+        <w:jc w:val="both"/>
+        <w:rPr>
+          <w:rFonts w:hint="eastAsia"/>
+        </w:rPr>
+      </w:pPr>
+      <w:proofErr w:type="spellStart"/>
+      <w:r>
+        <w:t>domain_id</w:t>
+      </w:r>
+      <w:proofErr w:type="spellEnd"/>
+      <w:r>
+        <w:t>是DDS通信中的域标识符，用于在同一网络上隔离不同DDS通信组</w:t>
+      </w:r>
+      <w:r>
+        <w:rPr>
+          <w:rFonts w:hint="eastAsia"/>
+        </w:rPr>
+        <w:t>。</w:t>
+      </w:r>
+      <w:r>
+        <w:t>如果两边</w:t>
+      </w:r>
+      <w:proofErr w:type="spellStart"/>
+      <w:r>
+        <w:t>domain_id</w:t>
+      </w:r>
+      <w:proofErr w:type="spellEnd"/>
+      <w:r>
+        <w:t>不一致</w:t>
+      </w:r>
+      <w:r>
+        <w:rPr>
+          <w:rFonts w:hint="eastAsia"/>
+        </w:rPr>
+        <w:t>，则</w:t>
+      </w:r>
+      <w:r>
+        <w:t>仿真器和控制程序</w:t>
+      </w:r>
+      <w:r>
+        <w:rPr>
+          <w:rFonts w:hint="eastAsia"/>
+        </w:rPr>
+        <w:t>无法进行通信</w:t>
+      </w:r>
+      <w:r>
+        <w:t>。</w:t>
+      </w:r>
+    </w:p>
+    <w:p>
+      <w:pPr>
+        <w:jc w:val="both"/>
+        <w:rPr>
+          <w:rFonts w:hint="eastAsia"/>
+        </w:rPr>
+      </w:pPr>
+      <w:r>
+        <w:rPr>
+          <w:rFonts w:hint="eastAsia"/>
+        </w:rPr>
+        <w:t>（3）</w:t>
+      </w:r>
+      <w:proofErr w:type="spellStart"/>
+      <w:r>
+        <w:t>enable_elastic_</w:t>
+      </w:r>
+      <w:r>
+        <w:rPr>
+          <w:rFonts w:hint="eastAsia"/>
+        </w:rPr>
+        <w:t>b</w:t>
+      </w:r>
+      <w:r>
+        <w:t>and</w:t>
+      </w:r>
+      <w:proofErr w:type="spellEnd"/>
+      <w:r>
+        <w:t>的作用是什么？启动时为什么要先在</w:t>
+      </w:r>
+      <w:proofErr w:type="spellStart"/>
+      <w:r>
+        <w:t>MuJoCo</w:t>
+      </w:r>
+      <w:proofErr w:type="spellEnd"/>
+      <w:r>
+        <w:t>窗口中按8把机器人放到地面，然后再启动g1_ctrl？如果跳过这一步直接启动g1_ctrl会怎样？</w:t>
+      </w:r>
+    </w:p>
+    <w:p>
+      <w:pPr>
+        <w:jc w:val="both"/>
+        <w:rPr>
+          <w:rFonts w:hint="eastAsia"/>
+        </w:rPr>
+      </w:pPr>
+      <w:r>
+        <w:tab/>
+      </w:r>
+      <w:proofErr w:type="spellStart"/>
+      <w:r>
+        <w:t>enable_elastic_</w:t>
+      </w:r>
+      <w:r>
+        <w:rPr>
+          <w:rFonts w:hint="eastAsia"/>
+        </w:rPr>
+        <w:t>b</w:t>
+      </w:r>
+      <w:r>
+        <w:t>and</w:t>
+      </w:r>
+      <w:proofErr w:type="spellEnd"/>
+      <w:r>
+        <w:t>控制</w:t>
+      </w:r>
+      <w:proofErr w:type="spellStart"/>
+      <w:r>
+        <w:t>MuJoCo</w:t>
+      </w:r>
+      <w:proofErr w:type="spellEnd"/>
+      <w:r>
+        <w:t>场景里是否启用“弹性带”</w:t>
+      </w:r>
+      <w:r>
+        <w:rPr>
+          <w:rFonts w:hint="eastAsia"/>
+        </w:rPr>
+        <w:t>，</w:t>
+      </w:r>
+      <w:r>
+        <w:t>为仿真机器人提供临时支撑</w:t>
+      </w:r>
+      <w:r>
+        <w:rPr>
+          <w:rFonts w:hint="eastAsia"/>
+        </w:rPr>
+        <w:t>。</w:t>
+      </w:r>
+      <w:r>
+        <w:rPr>
+          <w:rFonts w:hint="eastAsia"/>
+        </w:rPr>
+        <w:t>仿真</w:t>
+      </w:r>
+      <w:r>
+        <w:t>启动</w:t>
+      </w:r>
+      <w:r>
+        <w:rPr>
+          <w:rFonts w:hint="eastAsia"/>
+        </w:rPr>
+        <w:t>后</w:t>
+      </w:r>
+      <w:r>
+        <w:rPr>
+          <w:rFonts w:hint="eastAsia"/>
+        </w:rPr>
+        <w:t>，先</w:t>
+      </w:r>
+      <w:r>
+        <w:t>按8把机器人放到地面，然后再启动g1_ctl</w:t>
+      </w:r>
+      <w:r>
+        <w:rPr>
+          <w:rFonts w:hint="eastAsia"/>
+        </w:rPr>
+        <w:t>，这样能</w:t>
+      </w:r>
+      <w:r>
+        <w:rPr>
+          <w:rFonts w:hint="eastAsia"/>
+        </w:rPr>
+        <w:t>让</w:t>
+      </w:r>
+      <w:r>
+        <w:rPr>
+          <w:rFonts w:hint="eastAsia"/>
+        </w:rPr>
+        <w:t>机器人</w:t>
+      </w:r>
+      <w:r>
+        <w:rPr>
+          <w:rFonts w:hint="eastAsia"/>
+        </w:rPr>
+        <w:t>从</w:t>
+      </w:r>
+      <w:r>
+        <w:t>“双脚着地、身体被弹性带轻托”的稳态</w:t>
+      </w:r>
+      <w:r>
+        <w:rPr>
+          <w:rFonts w:hint="eastAsia"/>
+        </w:rPr>
+        <w:t>下尽量平滑进入到</w:t>
+      </w:r>
+      <w:r>
+        <w:t>Velocity</w:t>
+      </w:r>
+      <w:r>
+        <w:rPr>
+          <w:rFonts w:hint="eastAsia"/>
+        </w:rPr>
+        <w:t>。</w:t>
+      </w:r>
+      <w:r>
+        <w:t>如果跳过这一步直接启动g1_ctrl</w:t>
+      </w:r>
+      <w:r>
+        <w:rPr>
+          <w:rFonts w:hint="eastAsia"/>
+        </w:rPr>
+        <w:t>，机器人很可能会重重摔倒。</w:t>
+      </w:r>
+    </w:p>
+    <w:p>
+      <w:pPr>
+        <w:jc w:val="both"/>
+        <w:rPr>
+          <w:b/>
+          <w:bCs/>
+        </w:rPr>
+      </w:pPr>
+    </w:p>
+    <w:p>
+      <w:pPr>
+        <w:jc w:val="both"/>
+        <w:rPr>
+          <w:rFonts w:hint="eastAsia"/>
+          <w:b/>
+          <w:bCs/>
+        </w:rPr>
+      </w:pPr>
+      <w:r>
+        <w:rPr>
+          <w:b/>
+          <w:bCs/>
+        </w:rPr>
+        <w:t>2.3 对比分析：不同 checkpoint 的部署效果</w:t>
+      </w:r>
+    </w:p>
+    <w:p>
+      <w:pPr>
+        <w:numPr>
+          <w:ilvl w:val="0"/>
+          <w:numId w:val="12"/>
+        </w:numPr>
+        <w:jc w:val="both"/>
+        <w:rPr>
+          <w:rFonts w:hint="eastAsia"/>
+        </w:rPr>
+      </w:pPr>
+      <w:r>
+        <w:t xml:space="preserve">选择 2 </w:t>
+      </w:r>
+      <w:proofErr w:type="gramStart"/>
+      <w:r>
+        <w:t>个</w:t>
+      </w:r>
+      <w:proofErr w:type="gramEnd"/>
+      <w:r>
+        <w:t>不同的训练 checkpoint</w:t>
+      </w:r>
+      <w:r>
+        <w:rPr>
+          <w:rFonts w:hint="eastAsia"/>
+        </w:rPr>
+        <w:t>，</w:t>
+      </w:r>
+      <w:r>
+        <w:t xml:space="preserve">分别导出 ONNX 并部署到 </w:t>
+      </w:r>
+      <w:proofErr w:type="spellStart"/>
+      <w:r>
+        <w:t>MuJoCo</w:t>
+      </w:r>
+      <w:proofErr w:type="spellEnd"/>
+      <w:r>
+        <w:t>；</w:t>
+      </w:r>
+    </w:p>
+    <w:p>
+      <w:pPr>
+        <w:ind w:left="720"/>
+        <w:jc w:val="both"/>
+        <w:rPr>
+          <w:rFonts w:hint="eastAsia"/>
+        </w:rPr>
+      </w:pPr>
+      <w:r>
+        <w:rPr>
+          <w:b/>
+          <w:bCs/>
+        </w:rPr>
+        <w:t>model_100.pt</w:t>
+      </w:r>
+      <w:r>
+        <w:rPr>
+          <w:rFonts w:hint="eastAsia"/>
+        </w:rPr>
+        <w:t>、</w:t>
+      </w:r>
+      <w:r>
+        <w:rPr>
+          <w:b/>
+          <w:bCs/>
+        </w:rPr>
+        <w:t>model_800.pt</w:t>
+      </w:r>
+    </w:p>
+    <w:p>
+      <w:pPr>
+        <w:numPr>
+          <w:ilvl w:val="0"/>
+          <w:numId w:val="13"/>
+        </w:numPr>
+        <w:jc w:val="both"/>
+        <w:rPr>
+          <w:rFonts w:hint="eastAsia"/>
+        </w:rPr>
+      </w:pPr>
+      <w:r>
+        <w:t>对比两者的行走效果，回答以下问题：</w:t>
+      </w:r>
+    </w:p>
+    <w:p>
+      <w:pPr>
+        <w:numPr>
+          <w:ilvl w:val="1"/>
+          <w:numId w:val="11"/>
+        </w:numPr>
+        <w:jc w:val="both"/>
+        <w:rPr>
+          <w:rFonts w:hint="eastAsia"/>
+        </w:rPr>
+      </w:pPr>
+      <w:r>
+        <w:t>迭代次数少的模型表现如何？</w:t>
+      </w:r>
+    </w:p>
+    <w:p>
+      <w:pPr>
+        <w:ind w:left="1440"/>
+        <w:jc w:val="both"/>
+        <w:rPr>
+          <w:rFonts w:hint="eastAsia"/>
+        </w:rPr>
+      </w:pPr>
+      <w:r>
+        <w:t>model_100.pt</w:t>
+      </w:r>
+      <w:r>
+        <w:rPr>
+          <w:rFonts w:hint="eastAsia"/>
+        </w:rPr>
+        <w:t>对应的机器人在运行g1_ctl后，姿态就有些不稳。</w:t>
+      </w:r>
+    </w:p>
+    <w:p>
+      <w:pPr>
+        <w:ind w:left="1440"/>
+        <w:jc w:val="both"/>
+        <w:rPr>
+          <w:rFonts w:hint="eastAsia"/>
+        </w:rPr>
+      </w:pPr>
+      <w:r>
+        <w:rPr>
+          <w:noProof/>
+        </w:rPr>
+        <w:lastRenderedPageBreak/>
+        <w:drawing>
+          <wp:inline distT="0" distB="0" distL="0" distR="0" wp14:anchorId="3A6E653C" wp14:editId="382E705C">
+            <wp:extent cx="4486308" cy="2733695"/>
+            <wp:effectExtent l="0" t="0" r="9525" b="9525"/>
+            <wp:docPr id="878839408" name="图片 1"/>
+            <wp:cNvGraphicFramePr>
+              <a:graphicFrameLocks xmlns:a="http://schemas.openxmlformats.org/drawingml/2006/main" noChangeAspect="1"/>
+            </wp:cNvGraphicFramePr>
+            <a:graphic xmlns:a="http://schemas.openxmlformats.org/drawingml/2006/main">
+              <a:graphicData uri="http://schemas.openxmlformats.org/drawingml/2006/picture">
+                <pic:pic xmlns:pic="http://schemas.openxmlformats.org/drawingml/2006/picture">
+                  <pic:nvPicPr>
+                    <pic:cNvPr id="878839408" name=""/>
+                    <pic:cNvPicPr/>
+                  </pic:nvPicPr>
+                  <pic:blipFill>
+                    <a:blip r:embed="rId14"/>
+                    <a:stretch>
+                      <a:fillRect/>
+                    </a:stretch>
+                  </pic:blipFill>
+                  <pic:spPr>
+                    <a:xfrm>
+                      <a:off x="0" y="0"/>
+                      <a:ext cx="4486308" cy="2733695"/>
+                    </a:xfrm>
+                    <a:prstGeom prst="rect">
+                      <a:avLst/>
+                    </a:prstGeom>
+                  </pic:spPr>
+                </pic:pic>
+              </a:graphicData>
+            </a:graphic>
+          </wp:inline>
+        </w:drawing>
+      </w:r>
+    </w:p>
+    <w:p>
+      <w:pPr>
+        <w:ind w:left="1440"/>
+        <w:jc w:val="both"/>
+        <w:rPr>
+          <w:rFonts w:hint="eastAsia"/>
+        </w:rPr>
+      </w:pPr>
+      <w:r>
+        <w:rPr>
+          <w:rFonts w:hint="eastAsia"/>
+        </w:rPr>
+        <w:t>在松开绑带后，即发生摔倒。</w:t>
+      </w:r>
+    </w:p>
+    <w:p>
+      <w:pPr>
+        <w:ind w:left="1440"/>
+        <w:jc w:val="both"/>
+        <w:rPr>
+          <w:rFonts w:hint="eastAsia"/>
+        </w:rPr>
+      </w:pPr>
+      <w:r>
+        <w:rPr>
+          <w:noProof/>
+        </w:rPr>
+        <w:drawing>
+          <wp:inline distT="0" distB="0" distL="0" distR="0" wp14:anchorId="0C9C83AE" wp14:editId="6B7468D9">
+            <wp:extent cx="4481545" cy="2886096"/>
+            <wp:effectExtent l="0" t="0" r="0" b="0"/>
+            <wp:docPr id="104079597" name="图片 1"/>
+            <wp:cNvGraphicFramePr>
+              <a:graphicFrameLocks xmlns:a="http://schemas.openxmlformats.org/drawingml/2006/main" noChangeAspect="1"/>
+            </wp:cNvGraphicFramePr>
+            <a:graphic xmlns:a="http://schemas.openxmlformats.org/drawingml/2006/main">
+              <a:graphicData uri="http://schemas.openxmlformats.org/drawingml/2006/picture">
+                <pic:pic xmlns:pic="http://schemas.openxmlformats.org/drawingml/2006/picture">
+                  <pic:nvPicPr>
+                    <pic:cNvPr id="104079597" name=""/>
+                    <pic:cNvPicPr/>
+                  </pic:nvPicPr>
+                  <pic:blipFill>
+                    <a:blip r:embed="rId15"/>
+                    <a:stretch>
+                      <a:fillRect/>
+                    </a:stretch>
+                  </pic:blipFill>
+                  <pic:spPr>
+                    <a:xfrm>
+                      <a:off x="0" y="0"/>
+                      <a:ext cx="4481545" cy="2886096"/>
+                    </a:xfrm>
+                    <a:prstGeom prst="rect">
+                      <a:avLst/>
+                    </a:prstGeom>
+                  </pic:spPr>
+                </pic:pic>
+              </a:graphicData>
+            </a:graphic>
+          </wp:inline>
+        </w:drawing>
+      </w:r>
+    </w:p>
+    <w:p>
+      <w:pPr>
+        <w:numPr>
+          <w:ilvl w:val="1"/>
+          <w:numId w:val="11"/>
+        </w:numPr>
+        <w:jc w:val="both"/>
+        <w:rPr>
+          <w:rFonts w:hint="eastAsia"/>
+        </w:rPr>
+      </w:pPr>
+      <w:r>
+        <w:t>迭代次数多的模型表现如何？</w:t>
+      </w:r>
+    </w:p>
+    <w:p>
+      <w:pPr>
+        <w:ind w:left="1440"/>
+        <w:jc w:val="both"/>
+        <w:rPr>
+          <w:rFonts w:hint="eastAsia"/>
+        </w:rPr>
+      </w:pPr>
+      <w:r>
+        <w:t>model_800.pt</w:t>
+      </w:r>
+      <w:r>
+        <w:rPr>
+          <w:rFonts w:hint="eastAsia"/>
+        </w:rPr>
+        <w:t>对应的机器人，相比较</w:t>
+      </w:r>
+      <w:r>
+        <w:t>迭代次数</w:t>
+      </w:r>
+      <w:r>
+        <w:rPr>
+          <w:rFonts w:hint="eastAsia"/>
+        </w:rPr>
+        <w:t>100的，能够正常站立，姿态正常，截图参见</w:t>
+      </w:r>
+      <w:r>
+        <w:rPr>
+          <w:b/>
+          <w:bCs/>
+        </w:rPr>
+        <w:t>2.1</w:t>
+      </w:r>
+      <w:r>
+        <w:rPr>
+          <w:rFonts w:hint="eastAsia"/>
+        </w:rPr>
+        <w:t>部分。</w:t>
+      </w:r>
+    </w:p>
+    <w:p>
+      <w:pPr>
+        <w:numPr>
+          <w:ilvl w:val="1"/>
+          <w:numId w:val="11"/>
+        </w:numPr>
+        <w:jc w:val="both"/>
+        <w:rPr>
+          <w:rFonts w:hint="eastAsia"/>
+        </w:rPr>
+      </w:pPr>
+      <w:r>
+        <w:t>这说明了什么？训练迭代次数对部署效果有什么影响？</w:t>
+      </w:r>
+    </w:p>
+    <w:p>
+      <w:pPr>
+        <w:ind w:left="1440"/>
+        <w:jc w:val="both"/>
+        <w:rPr>
+          <w:rFonts w:hint="eastAsia"/>
+        </w:rPr>
+      </w:pPr>
+      <w:r>
+        <w:rPr>
+          <w:rFonts w:hint="eastAsia"/>
+        </w:rPr>
+        <w:t>说明随着</w:t>
+      </w:r>
+      <w:r>
+        <w:t>训练迭代次数</w:t>
+      </w:r>
+      <w:r>
+        <w:rPr>
+          <w:rFonts w:hint="eastAsia"/>
+        </w:rPr>
+        <w:t>的增加，</w:t>
+      </w:r>
+      <w:r>
+        <w:rPr>
+          <w:rFonts w:hint="eastAsia"/>
+        </w:rPr>
+        <w:t>机器人整体稳定性和性能</w:t>
+      </w:r>
+      <w:r>
+        <w:rPr>
+          <w:rFonts w:hint="eastAsia"/>
+        </w:rPr>
+        <w:t>都逐渐提高</w:t>
+      </w:r>
+      <w:r>
+        <w:rPr>
+          <w:rFonts w:hint="eastAsia"/>
+        </w:rPr>
+        <w:t>。</w:t>
+      </w:r>
+      <w:r>
+        <w:rPr>
+          <w:rFonts w:hint="eastAsia"/>
+        </w:rPr>
+        <w:t>从下图的</w:t>
+      </w:r>
+      <w:proofErr w:type="spellStart"/>
+      <w:r>
+        <w:t>TensorBoard</w:t>
+      </w:r>
+      <w:proofErr w:type="spellEnd"/>
+      <w:r>
+        <w:t>曲线</w:t>
+      </w:r>
+      <w:r>
+        <w:rPr>
+          <w:rFonts w:hint="eastAsia"/>
+        </w:rPr>
+        <w:t>也能看出类似趋势</w:t>
+      </w:r>
+      <w:r>
+        <w:rPr>
+          <w:rFonts w:hint="eastAsia"/>
+        </w:rPr>
+        <w:t>，</w:t>
+      </w:r>
+      <w:r>
+        <w:rPr>
+          <w:rFonts w:hint="eastAsia"/>
+        </w:rPr>
+        <w:t>比如每轮episode的平均</w:t>
+      </w:r>
+      <w:r>
+        <w:rPr>
+          <w:rFonts w:hint="eastAsia"/>
+        </w:rPr>
+        <w:t>奖励</w:t>
+      </w:r>
+      <w:r>
+        <w:rPr>
+          <w:rFonts w:hint="eastAsia"/>
+        </w:rPr>
+        <w:t>随着迭代次数的增加</w:t>
+      </w:r>
+      <w:r>
+        <w:rPr>
+          <w:rFonts w:hint="eastAsia"/>
+        </w:rPr>
+        <w:t>而增加</w:t>
+      </w:r>
+      <w:r>
+        <w:rPr>
+          <w:rFonts w:hint="eastAsia"/>
+        </w:rPr>
+        <w:t>。</w:t>
+      </w:r>
+    </w:p>
+    <w:p>
+      <w:pPr>
+        <w:numPr>
+          <w:ilvl w:val="0"/>
+          <w:numId w:val="14"/>
+        </w:numPr>
+        <w:jc w:val="both"/>
+        <w:rPr>
+          <w:rFonts w:hint="eastAsia"/>
+        </w:rPr>
+      </w:pPr>
+      <w:r>
+        <w:t xml:space="preserve">提供 </w:t>
+      </w:r>
+      <w:proofErr w:type="spellStart"/>
+      <w:r>
+        <w:t>TensorBoard</w:t>
+      </w:r>
+      <w:proofErr w:type="spellEnd"/>
+      <w:r>
+        <w:t xml:space="preserve"> 曲线截图辅助说明训练过程中的 reward 变化趋势。</w:t>
+      </w:r>
+    </w:p>
+    <w:p>
+      <w:pPr>
+        <w:ind w:left="720"/>
+        <w:jc w:val="both"/>
+        <w:rPr>
+          <w:rFonts w:hint="eastAsia"/>
+        </w:rPr>
+      </w:pPr>
+      <w:r>
+        <w:rPr>
+          <w:noProof/>
+        </w:rPr>
+        <w:lastRenderedPageBreak/>
+        <w:drawing>
+          <wp:inline distT="0" distB="0" distL="0" distR="0" wp14:anchorId="226CF05A" wp14:editId="3793D468">
+            <wp:extent cx="5274310" cy="2834005"/>
+            <wp:effectExtent l="0" t="0" r="2540" b="4445"/>
+            <wp:docPr id="238297643" name="图片 1"/>
+            <wp:cNvGraphicFramePr>
+              <a:graphicFrameLocks xmlns:a="http://schemas.openxmlformats.org/drawingml/2006/main" noChangeAspect="1"/>
+            </wp:cNvGraphicFramePr>
+            <a:graphic xmlns:a="http://schemas.openxmlformats.org/drawingml/2006/main">
+              <a:graphicData uri="http://schemas.openxmlformats.org/drawingml/2006/picture">
+                <pic:pic xmlns:pic="http://schemas.openxmlformats.org/drawingml/2006/picture">
+                  <pic:nvPicPr>
+                    <pic:cNvPr id="238297643" name=""/>
+                    <pic:cNvPicPr/>
+                  </pic:nvPicPr>
+                  <pic:blipFill>
+                    <a:blip r:embed="rId16"/>
+                    <a:stretch>
+                      <a:fillRect/>
+                    </a:stretch>
+                  </pic:blipFill>
+                  <pic:spPr>
+                    <a:xfrm>
+                      <a:off x="0" y="0"/>
+                      <a:ext cx="5274310" cy="2834005"/>
+                    </a:xfrm>
+                    <a:prstGeom prst="rect">
+                      <a:avLst/>
+                    </a:prstGeom>
+                  </pic:spPr>
+                </pic:pic>
+              </a:graphicData>
+            </a:graphic>
+          </wp:inline>
+        </w:drawing>
+      </w:r>
+    </w:p>
+    <w:p>
+      <w:pPr>
+        <w:jc w:val="both"/>
+        <w:rPr>
+          <w:rFonts w:hint="eastAsia"/>
+        </w:rPr>
+      </w:pPr>
+    </w:p>
     <w:sectPr>
       <w:pgSz w:w="11906" w:h="16838"/>
       <w:pgMar w:top="1440" w:right="1800" w:bottom="1440" w:left="1800" w:header="851" w:footer="992" w:gutter="0"/>
@@ -1008,6 +2203,272 @@
     </w:lvl>
   </w:abstractNum>
   <w:abstractNum w:abstractNumId="1" w15:restartNumberingAfterBreak="0">
+    <w:nsid w:val="2DA9605A"/>
+    <w:multiLevelType w:val="multilevel"/>
+    <w:tmpl w:val="E03E5780"/>
+    <w:lvl w:ilvl="0">
+      <w:start w:val="1"/>
+      <w:numFmt w:val="decimal"/>
+      <w:lvlText w:val="%1."/>
+      <w:lvlJc w:val="left"/>
+      <w:pPr>
+        <w:tabs>
+          <w:tab w:val="num" w:pos="720"/>
+        </w:tabs>
+        <w:ind w:left="720" w:hanging="360"/>
+      </w:pPr>
+      <w:rPr>
+        <w:rFonts w:asciiTheme="minorHAnsi" w:eastAsiaTheme="minorEastAsia" w:hAnsiTheme="minorHAnsi" w:cstheme="minorBidi"/>
+        <w:sz w:val="20"/>
+      </w:rPr>
+    </w:lvl>
+    <w:lvl w:ilvl="1" w:tentative="1">
+      <w:start w:val="1"/>
+      <w:numFmt w:val="bullet"/>
+      <w:lvlText w:val="o"/>
+      <w:lvlJc w:val="left"/>
+      <w:pPr>
+        <w:tabs>
+          <w:tab w:val="num" w:pos="1440"/>
+        </w:tabs>
+        <w:ind w:left="1440" w:hanging="360"/>
+      </w:pPr>
+      <w:rPr>
+        <w:rFonts w:ascii="Courier New" w:hAnsi="Courier New" w:hint="default"/>
+        <w:sz w:val="20"/>
+      </w:rPr>
+    </w:lvl>
+    <w:lvl w:ilvl="2" w:tentative="1">
+      <w:start w:val="1"/>
+      <w:numFmt w:val="bullet"/>
+      <w:lvlText w:val=""/>
+      <w:lvlJc w:val="left"/>
+      <w:pPr>
+        <w:tabs>
+          <w:tab w:val="num" w:pos="2160"/>
+        </w:tabs>
+        <w:ind w:left="2160" w:hanging="360"/>
+      </w:pPr>
+      <w:rPr>
+        <w:rFonts w:ascii="Wingdings" w:hAnsi="Wingdings" w:hint="default"/>
+        <w:sz w:val="20"/>
+      </w:rPr>
+    </w:lvl>
+    <w:lvl w:ilvl="3" w:tentative="1">
+      <w:start w:val="1"/>
+      <w:numFmt w:val="bullet"/>
+      <w:lvlText w:val=""/>
+      <w:lvlJc w:val="left"/>
+      <w:pPr>
+        <w:tabs>
+          <w:tab w:val="num" w:pos="2880"/>
+        </w:tabs>
+        <w:ind w:left="2880" w:hanging="360"/>
+      </w:pPr>
+      <w:rPr>
+        <w:rFonts w:ascii="Wingdings" w:hAnsi="Wingdings" w:hint="default"/>
+        <w:sz w:val="20"/>
+      </w:rPr>
+    </w:lvl>
+    <w:lvl w:ilvl="4" w:tentative="1">
+      <w:start w:val="1"/>
+      <w:numFmt w:val="bullet"/>
+      <w:lvlText w:val=""/>
+      <w:lvlJc w:val="left"/>
+      <w:pPr>
+        <w:tabs>
+          <w:tab w:val="num" w:pos="3600"/>
+        </w:tabs>
+        <w:ind w:left="3600" w:hanging="360"/>
+      </w:pPr>
+      <w:rPr>
+        <w:rFonts w:ascii="Wingdings" w:hAnsi="Wingdings" w:hint="default"/>
+        <w:sz w:val="20"/>
+      </w:rPr>
+    </w:lvl>
+    <w:lvl w:ilvl="5" w:tentative="1">
+      <w:start w:val="1"/>
+      <w:numFmt w:val="bullet"/>
+      <w:lvlText w:val=""/>
+      <w:lvlJc w:val="left"/>
+      <w:pPr>
+        <w:tabs>
+          <w:tab w:val="num" w:pos="4320"/>
+        </w:tabs>
+        <w:ind w:left="4320" w:hanging="360"/>
+      </w:pPr>
+      <w:rPr>
+        <w:rFonts w:ascii="Wingdings" w:hAnsi="Wingdings" w:hint="default"/>
+        <w:sz w:val="20"/>
+      </w:rPr>
+    </w:lvl>
+    <w:lvl w:ilvl="6" w:tentative="1">
+      <w:start w:val="1"/>
+      <w:numFmt w:val="bullet"/>
+      <w:lvlText w:val=""/>
+      <w:lvlJc w:val="left"/>
+      <w:pPr>
+        <w:tabs>
+          <w:tab w:val="num" w:pos="5040"/>
+        </w:tabs>
+        <w:ind w:left="5040" w:hanging="360"/>
+      </w:pPr>
+      <w:rPr>
+        <w:rFonts w:ascii="Wingdings" w:hAnsi="Wingdings" w:hint="default"/>
+        <w:sz w:val="20"/>
+      </w:rPr>
+    </w:lvl>
+    <w:lvl w:ilvl="7" w:tentative="1">
+      <w:start w:val="1"/>
+      <w:numFmt w:val="bullet"/>
+      <w:lvlText w:val=""/>
+      <w:lvlJc w:val="left"/>
+      <w:pPr>
+        <w:tabs>
+          <w:tab w:val="num" w:pos="5760"/>
+        </w:tabs>
+        <w:ind w:left="5760" w:hanging="360"/>
+      </w:pPr>
+      <w:rPr>
+        <w:rFonts w:ascii="Wingdings" w:hAnsi="Wingdings" w:hint="default"/>
+        <w:sz w:val="20"/>
+      </w:rPr>
+    </w:lvl>
+    <w:lvl w:ilvl="8" w:tentative="1">
+      <w:start w:val="1"/>
+      <w:numFmt w:val="bullet"/>
+      <w:lvlText w:val=""/>
+      <w:lvlJc w:val="left"/>
+      <w:pPr>
+        <w:tabs>
+          <w:tab w:val="num" w:pos="6480"/>
+        </w:tabs>
+        <w:ind w:left="6480" w:hanging="360"/>
+      </w:pPr>
+      <w:rPr>
+        <w:rFonts w:ascii="Wingdings" w:hAnsi="Wingdings" w:hint="default"/>
+        <w:sz w:val="20"/>
+      </w:rPr>
+    </w:lvl>
+  </w:abstractNum>
+  <w:abstractNum w:abstractNumId="2" w15:restartNumberingAfterBreak="0">
+    <w:nsid w:val="45B03BE6"/>
+    <w:multiLevelType w:val="multilevel"/>
+    <w:tmpl w:val="DE3435BC"/>
+    <w:lvl w:ilvl="0">
+      <w:start w:val="1"/>
+      <w:numFmt w:val="decimal"/>
+      <w:lvlText w:val="%1."/>
+      <w:lvlJc w:val="left"/>
+      <w:pPr>
+        <w:tabs>
+          <w:tab w:val="num" w:pos="720"/>
+        </w:tabs>
+        <w:ind w:left="720" w:hanging="360"/>
+      </w:pPr>
+    </w:lvl>
+    <w:lvl w:ilvl="1">
+      <w:start w:val="1"/>
+      <w:numFmt w:val="bullet"/>
+      <w:lvlText w:val=""/>
+      <w:lvlJc w:val="left"/>
+      <w:pPr>
+        <w:tabs>
+          <w:tab w:val="num" w:pos="1440"/>
+        </w:tabs>
+        <w:ind w:left="1440" w:hanging="360"/>
+      </w:pPr>
+      <w:rPr>
+        <w:rFonts w:ascii="Symbol" w:hAnsi="Symbol" w:hint="default"/>
+        <w:sz w:val="20"/>
+      </w:rPr>
+    </w:lvl>
+    <w:lvl w:ilvl="2" w:tentative="1">
+      <w:start w:val="1"/>
+      <w:numFmt w:val="decimal"/>
+      <w:lvlText w:val="%3."/>
+      <w:lvlJc w:val="left"/>
+      <w:pPr>
+        <w:tabs>
+          <w:tab w:val="num" w:pos="2160"/>
+        </w:tabs>
+        <w:ind w:left="2160" w:hanging="360"/>
+      </w:pPr>
+    </w:lvl>
+    <w:lvl w:ilvl="3" w:tentative="1">
+      <w:start w:val="1"/>
+      <w:numFmt w:val="decimal"/>
+      <w:lvlText w:val="%4."/>
+      <w:lvlJc w:val="left"/>
+      <w:pPr>
+        <w:tabs>
+          <w:tab w:val="num" w:pos="2880"/>
+        </w:tabs>
+        <w:ind w:left="2880" w:hanging="360"/>
+      </w:pPr>
+    </w:lvl>
+    <w:lvl w:ilvl="4" w:tentative="1">
+      <w:start w:val="1"/>
+      <w:numFmt w:val="decimal"/>
+      <w:lvlText w:val="%5."/>
+      <w:lvlJc w:val="left"/>
+      <w:pPr>
+        <w:tabs>
+          <w:tab w:val="num" w:pos="3600"/>
+        </w:tabs>
+        <w:ind w:left="3600" w:hanging="360"/>
+      </w:pPr>
+    </w:lvl>
+    <w:lvl w:ilvl="5" w:tentative="1">
+      <w:start w:val="1"/>
+      <w:numFmt w:val="decimal"/>
+      <w:lvlText w:val="%6."/>
+      <w:lvlJc w:val="left"/>
+      <w:pPr>
+        <w:tabs>
+          <w:tab w:val="num" w:pos="4320"/>
+        </w:tabs>
+        <w:ind w:left="4320" w:hanging="360"/>
+      </w:pPr>
+    </w:lvl>
+    <w:lvl w:ilvl="6" w:tentative="1">
+      <w:start w:val="1"/>
+      <w:numFmt w:val="decimal"/>
+      <w:lvlText w:val="%7."/>
+      <w:lvlJc w:val="left"/>
+      <w:pPr>
+        <w:tabs>
+          <w:tab w:val="num" w:pos="5040"/>
+        </w:tabs>
+        <w:ind w:left="5040" w:hanging="360"/>
+      </w:pPr>
+    </w:lvl>
+    <w:lvl w:ilvl="7" w:tentative="1">
+      <w:start w:val="1"/>
+      <w:numFmt w:val="decimal"/>
+      <w:lvlText w:val="%8."/>
+      <w:lvlJc w:val="left"/>
+      <w:pPr>
+        <w:tabs>
+          <w:tab w:val="num" w:pos="5760"/>
+        </w:tabs>
+        <w:ind w:left="5760" w:hanging="360"/>
+      </w:pPr>
+    </w:lvl>
+    <w:lvl w:ilvl="8" w:tentative="1">
+      <w:start w:val="1"/>
+      <w:numFmt w:val="decimal"/>
+      <w:lvlText w:val="%9."/>
+      <w:lvlJc w:val="left"/>
+      <w:pPr>
+        <w:tabs>
+          <w:tab w:val="num" w:pos="6480"/>
+        </w:tabs>
+        <w:ind w:left="6480" w:hanging="360"/>
+      </w:pPr>
+    </w:lvl>
+  </w:abstractNum>
+  <w:abstractNum w:abstractNumId="3" w15:restartNumberingAfterBreak="0">
     <w:nsid w:val="5DF01D80"/>
     <w:multiLevelType w:val="multilevel"/>
     <w:tmpl w:val="E556D8F8"/>
@@ -1156,7 +2617,7 @@
       </w:rPr>
     </w:lvl>
   </w:abstractNum>
-  <w:abstractNum w:abstractNumId="2" w15:restartNumberingAfterBreak="0">
+  <w:abstractNum w:abstractNumId="4" w15:restartNumberingAfterBreak="0">
     <w:nsid w:val="5E825FB4"/>
     <w:multiLevelType w:val="multilevel"/>
     <w:tmpl w:val="B4EC51AC"/>
@@ -1273,7 +2734,7 @@
       </w:pPr>
     </w:lvl>
   </w:abstractNum>
-  <w:abstractNum w:abstractNumId="3" w15:restartNumberingAfterBreak="0">
+  <w:abstractNum w:abstractNumId="5" w15:restartNumberingAfterBreak="0">
     <w:nsid w:val="7CDB2465"/>
     <w:multiLevelType w:val="multilevel"/>
     <w:tmpl w:val="DE3435BC"/>
@@ -1491,13 +2952,13 @@
     </w:lvlOverride>
   </w:num>
   <w:num w:numId="6" w16cid:durableId="725296319">
-    <w:abstractNumId w:val="1"/>
+    <w:abstractNumId w:val="3"/>
   </w:num>
   <w:num w:numId="7" w16cid:durableId="1738090269">
-    <w:abstractNumId w:val="3"/>
+    <w:abstractNumId w:val="5"/>
   </w:num>
   <w:num w:numId="8" w16cid:durableId="17700194">
-    <w:abstractNumId w:val="3"/>
+    <w:abstractNumId w:val="5"/>
     <w:lvlOverride w:ilvl="0">
       <w:lvl w:ilvl="0">
         <w:numFmt w:val="bullet"/>
@@ -1517,7 +2978,7 @@
     </w:lvlOverride>
   </w:num>
   <w:num w:numId="9" w16cid:durableId="1979650213">
-    <w:abstractNumId w:val="3"/>
+    <w:abstractNumId w:val="5"/>
     <w:lvlOverride w:ilvl="0">
       <w:lvl w:ilvl="0">
         <w:numFmt w:val="bullet"/>
@@ -1537,7 +2998,7 @@
     </w:lvlOverride>
   </w:num>
   <w:num w:numId="10" w16cid:durableId="460880220">
-    <w:abstractNumId w:val="3"/>
+    <w:abstractNumId w:val="5"/>
     <w:lvlOverride w:ilvl="0">
       <w:lvl w:ilvl="0">
         <w:numFmt w:val="bullet"/>
@@ -1557,10 +3018,10 @@
     </w:lvlOverride>
   </w:num>
   <w:num w:numId="11" w16cid:durableId="1169057260">
-    <w:abstractNumId w:val="2"/>
+    <w:abstractNumId w:val="4"/>
   </w:num>
   <w:num w:numId="12" w16cid:durableId="378091846">
-    <w:abstractNumId w:val="2"/>
+    <w:abstractNumId w:val="4"/>
     <w:lvlOverride w:ilvl="0">
       <w:lvl w:ilvl="0">
         <w:numFmt w:val="bullet"/>
@@ -1580,7 +3041,7 @@
     </w:lvlOverride>
   </w:num>
   <w:num w:numId="13" w16cid:durableId="1194272431">
-    <w:abstractNumId w:val="2"/>
+    <w:abstractNumId w:val="4"/>
     <w:lvlOverride w:ilvl="0">
       <w:lvl w:ilvl="0">
         <w:numFmt w:val="bullet"/>
@@ -1600,7 +3061,7 @@
     </w:lvlOverride>
   </w:num>
   <w:num w:numId="14" w16cid:durableId="835651617">
-    <w:abstractNumId w:val="2"/>
+    <w:abstractNumId w:val="4"/>
     <w:lvlOverride w:ilvl="0">
       <w:lvl w:ilvl="0">
         <w:numFmt w:val="bullet"/>
@@ -1618,6 +3079,12 @@
         </w:rPr>
       </w:lvl>
     </w:lvlOverride>
+  </w:num>
+  <w:num w:numId="15" w16cid:durableId="229465013">
+    <w:abstractNumId w:val="1"/>
+  </w:num>
+  <w:num w:numId="16" w16cid:durableId="355892828">
+    <w:abstractNumId w:val="2"/>
   </w:num>
 </w:numbering>
 </file>
@@ -2229,7 +3696,6 @@
   <w:style w:type="character" w:default="1" w:styleId="a0">
     <w:name w:val="Default Paragraph Font"/>
     <w:uiPriority w:val="1"/>
-    <w:semiHidden/>
     <w:unhideWhenUsed/>
   </w:style>
   <w:style w:type="table" w:default="1" w:styleId="a1">
